--- a/templates/W3-62-21C.docx
+++ b/templates/W3-62-21C.docx
@@ -45,7 +45,7 @@
           <w:rFonts w:eastAsia="標楷體" w:hint="eastAsia"/>
           <w:bCs/>
         </w:rPr>
-        <w:t xml:space="preserve">                                                                   □初檢  □複檢</w:t>
+        <w:t xml:space="preserve">                                                                   {{FIRSTCK}}初檢  {{RECK}}複檢</w:t>
       </w:r>
     </w:p>
     <w:tbl>

--- a/templates/W3-62-21C.docx
+++ b/templates/W3-62-21C.docx
@@ -8410,7 +8410,7 @@
                 <w:sz w:val="20"/>
                 <w:szCs w:val="20"/>
               </w:rPr>
-              <w:t>□ 1.檢查結果 □合格 □不合格 □限制合格 □未備妥 □程序不符。</w:t>
+              <w:t>■ 1.檢查結果 □合格 □不合格 □限制合格 □未備妥 □程序不符。</w:t>
             </w:r>
           </w:p>
           <w:p>

--- a/templates/W3-62-21C.docx
+++ b/templates/W3-62-21C.docx
@@ -20,7 +20,7 @@
           <w:sz w:val="28"/>
           <w:szCs w:val="28"/>
         </w:rPr>
-        <w:t xml:space="preserve">( {{ORG}} ) </w:t>
+        <w:t xml:space="preserve">{{ORG}} </w:t>
       </w:r>
       <w:r>
         <w:rPr>
